--- a/reports/sivigila_model_validation.docx
+++ b/reports/sivigila_model_validation.docx
@@ -420,7 +420,7 @@
                 <w:noProof/>
                 <w:webHidden/>
               </w:rPr>
-              <w:t>6</w:t>
+              <w:t>5</w:t>
             </w:r>
             <w:r>
               <w:rPr>
@@ -4705,35 +4705,6 @@
     <w:p>
       <w:pPr>
         <w:pStyle w:val="Textoindependiente"/>
-        <w:jc w:val="both"/>
-        <w:rPr>
-          <w:lang w:val="es-CO"/>
-        </w:rPr>
-      </w:pPr>
-      <w:r>
-        <w:rPr>
-          <w:lang w:val="es-CO"/>
-        </w:rPr>
-        <w:t xml:space="preserve">Ahora bien, este modelo obtuvo un </w:t>
-      </w:r>
-      <w:r>
-        <w:rPr>
-          <w:b/>
-          <w:bCs/>
-          <w:lang w:val="es-CO"/>
-        </w:rPr>
-        <w:t>AUC de 0.8727</w:t>
-      </w:r>
-      <w:r>
-        <w:rPr>
-          <w:lang w:val="es-CO"/>
-        </w:rPr>
-        <w:t>, menor al modelo anterior pero también identifica correctamente, en la gran mayoría de los casos, si una víctima de violencia de género recibió atención psicológica a partir de las características observadas. Asimismo, en Figura 4 se presenta la curva ROC, que también que se aproxima visiblemente a la esquina superior izquierda, lo cual evidencia el buen desempeño del modelo.</w:t>
-      </w:r>
-    </w:p>
-    <w:p>
-      <w:pPr>
-        <w:pStyle w:val="Textoindependiente"/>
         <w:jc w:val="center"/>
       </w:pPr>
       <w:r>
@@ -4799,7 +4770,13 @@
         <w:rPr>
           <w:lang w:val="es-CO"/>
         </w:rPr>
-        <w:t>Finalmente, este modelo obtuvo un</w:t>
+        <w:t>Ahora bien</w:t>
+      </w:r>
+      <w:r>
+        <w:rPr>
+          <w:lang w:val="es-CO"/>
+        </w:rPr>
+        <w:t>, este modelo obtuvo un</w:t>
       </w:r>
       <w:r>
         <w:rPr>
@@ -4830,7 +4807,6 @@
           <w:color w:val="000000" w:themeColor="text1"/>
           <w:lang w:val="es-CO"/>
         </w:rPr>
-        <w:lastRenderedPageBreak/>
         <w:t>SIVIGILA</w:t>
       </w:r>
       <w:bookmarkEnd w:id="8"/>
@@ -4901,6 +4877,7 @@
         <w:rPr>
           <w:lang w:val="es-CO"/>
         </w:rPr>
+        <w:lastRenderedPageBreak/>
         <w:t xml:space="preserve">Tabla </w:t>
       </w:r>
       <w:r>
@@ -5590,7 +5567,6 @@
         <w:rPr>
           <w:noProof/>
         </w:rPr>
-        <w:lastRenderedPageBreak/>
         <w:drawing>
           <wp:inline distT="0" distB="0" distL="0" distR="0" wp14:anchorId="22201A2B" wp14:editId="2B90C552">
             <wp:extent cx="2286000" cy="2181224"/>
@@ -5650,7 +5626,14 @@
         <w:rPr>
           <w:lang w:val="es-CO"/>
         </w:rPr>
-        <w:t xml:space="preserve">Ahora bien, este modelo obtuvo un </w:t>
+        <w:lastRenderedPageBreak/>
+        <w:t>Para este</w:t>
+      </w:r>
+      <w:r>
+        <w:rPr>
+          <w:lang w:val="es-CO"/>
+        </w:rPr>
+        <w:t xml:space="preserve"> modelo obtuvo un </w:t>
       </w:r>
       <w:r>
         <w:rPr>
